--- a/Doc/relatorio-tecnico-inclinometro.docx
+++ b/Doc/relatorio-tecnico-inclinometro.docx
@@ -821,6 +821,120 @@
           </w:p>
         </w:tc>
       </w:tr>
+      <w:tr>
+        <w:tc>
+          <w:tcPr>
+            <w:tcW w:type="dxa" w:w="1400"/>
+            <w:tcMar>
+              <w:top w:type="dxa" w:w="60"/>
+              <w:left w:type="dxa" w:w="100"/>
+              <w:bottom w:type="dxa" w:w="60"/>
+              <w:right w:type="dxa" w:w="100"/>
+            </w:tcMar>
+            <w:vAlign w:val="center"/>
+          </w:tcPr>
+          <w:p>
+            <w:pPr>
+              <w:spacing w:line="240" w:lineRule="auto"/>
+              <w:jc w:val="left"/>
+            </w:pPr>
+            <w:r>
+              <w:rPr>
+                <w:rFonts w:ascii="Times New Roman" w:cs="Times New Roman" w:eastAsia="Times New Roman" w:hAnsi="Times New Roman"/>
+                <w:b w:val="false"/>
+                <w:bCs w:val="false"/>
+                <w:sz w:val="20"/>
+                <w:szCs w:val="20"/>
+              </w:rPr>
+              <w:t xml:space="preserve">01</w:t>
+            </w:r>
+          </w:p>
+        </w:tc>
+        <w:tc>
+          <w:tcPr>
+            <w:tcW w:type="dxa" w:w="1600"/>
+            <w:tcMar>
+              <w:top w:type="dxa" w:w="60"/>
+              <w:left w:type="dxa" w:w="100"/>
+              <w:bottom w:type="dxa" w:w="60"/>
+              <w:right w:type="dxa" w:w="100"/>
+            </w:tcMar>
+            <w:vAlign w:val="center"/>
+          </w:tcPr>
+          <w:p>
+            <w:pPr>
+              <w:spacing w:line="240" w:lineRule="auto"/>
+              <w:jc w:val="left"/>
+            </w:pPr>
+            <w:r>
+              <w:rPr>
+                <w:rFonts w:ascii="Times New Roman" w:cs="Times New Roman" w:eastAsia="Times New Roman" w:hAnsi="Times New Roman"/>
+                <w:b w:val="false"/>
+                <w:bCs w:val="false"/>
+                <w:sz w:val="20"/>
+                <w:szCs w:val="20"/>
+              </w:rPr>
+              <w:t xml:space="preserve">17/09/2026</w:t>
+            </w:r>
+          </w:p>
+        </w:tc>
+        <w:tc>
+          <w:tcPr>
+            <w:tcW w:type="dxa" w:w="4670"/>
+            <w:tcMar>
+              <w:top w:type="dxa" w:w="60"/>
+              <w:left w:type="dxa" w:w="100"/>
+              <w:bottom w:type="dxa" w:w="60"/>
+              <w:right w:type="dxa" w:w="100"/>
+            </w:tcMar>
+            <w:vAlign w:val="center"/>
+          </w:tcPr>
+          <w:p>
+            <w:pPr>
+              <w:spacing w:line="240" w:lineRule="auto"/>
+              <w:jc w:val="left"/>
+            </w:pPr>
+            <w:r>
+              <w:rPr>
+                <w:rFonts w:ascii="Times New Roman" w:cs="Times New Roman" w:eastAsia="Times New Roman" w:hAnsi="Times New Roman"/>
+                <w:b w:val="false"/>
+                <w:bCs w:val="false"/>
+                <w:sz w:val="20"/>
+                <w:szCs w:val="20"/>
+              </w:rPr>
+              <w:t xml:space="preserve">Atualização para o firmware 1.4.0: taxa de amostragem do Modo Vibração de até 500 Hz (seção 6.4), retransmissão de amostras perdidas na transferência via BLE (seções 5.2 e 6.4), e dois refinamentos do pipeline de análise espectral — interpolação do pico em decibéis e piso de ruído medido em janela local (seção 6.4).</w:t>
+            </w:r>
+          </w:p>
+        </w:tc>
+        <w:tc>
+          <w:tcPr>
+            <w:tcW w:type="dxa" w:w="1400"/>
+            <w:tcMar>
+              <w:top w:type="dxa" w:w="60"/>
+              <w:left w:type="dxa" w:w="100"/>
+              <w:bottom w:type="dxa" w:w="60"/>
+              <w:right w:type="dxa" w:w="100"/>
+            </w:tcMar>
+            <w:vAlign w:val="center"/>
+          </w:tcPr>
+          <w:p>
+            <w:pPr>
+              <w:spacing w:line="240" w:lineRule="auto"/>
+              <w:jc w:val="left"/>
+            </w:pPr>
+            <w:r>
+              <w:rPr>
+                <w:rFonts w:ascii="Times New Roman" w:cs="Times New Roman" w:eastAsia="Times New Roman" w:hAnsi="Times New Roman"/>
+                <w:b w:val="false"/>
+                <w:bCs w:val="false"/>
+                <w:sz w:val="20"/>
+                <w:szCs w:val="20"/>
+              </w:rPr>
+              <w:t xml:space="preserve">[NOME DO AUTOR]</w:t>
+            </w:r>
+          </w:p>
+        </w:tc>
+      </w:tr>
     </w:tbl>
     <w:p>
       <w:pPr>
@@ -9899,7 +10013,7 @@
           <w:sz w:val="24"/>
           <w:szCs w:val="24"/>
         </w:rPr>
-        <w:t xml:space="preserve">Ambos os aplicativos de supervisão detectam automaticamente a ausência do eixo de azimute em um firmware anterior à versão 1.2.0 — por exceção Modbus de endereço inválido, no caso do Modbus RTU, ou pela ausência da característica correspondente, no caso do BLE — e continuam operando apenas com a inclinação, sem registrar valores nulos como se fossem medições válidas. A versão do firmware, codificada como um único inteiro (por exemplo, "1.3.1" como 10301), é exposta em ambos os transportes especificamente para permitir essa detecção e para diagnóstico em campo pelo botão de teste de conexão.</w:t>
+        <w:t xml:space="preserve">Ambos os aplicativos de supervisão detectam automaticamente a ausência do eixo de azimute em um firmware anterior à versão 1.2.0 — por exceção Modbus de endereço inválido, no caso do Modbus RTU, ou pela ausência da característica correspondente, no caso do BLE — e continuam operando apenas com a inclinação, sem registrar valores nulos como se fossem medições válidas. A versão do firmware, codificada como um único inteiro (por exemplo, "1.4.0" como 10400), é exposta em ambos os transportes especificamente para permitir essa detecção e para diagnóstico em campo pelo botão de teste de conexão. O mesmo mecanismo passou a ser usado pela retransmissão de amostras do Modo Vibração via BLE (seção 6.4), disponível apenas a partir da versão 1.4.0: contra um firmware anterior, o aplicativo informa explicitamente a limitação em vez de entregar uma captura incompleta.</w:t>
       </w:r>
     </w:p>
     <w:p>
@@ -10039,7 +10153,7 @@
           <w:sz w:val="24"/>
           <w:szCs w:val="24"/>
         </w:rPr>
-        <w:t xml:space="preserve">Destinado à caracterização de oscilações de curta duração e maior frequência (por exemplo, o comportamento dinâmico do mastro sob rajadas de vento), que a leitura contínua — mais lenta e filtrada para estabilidade — não consegue capturar com fidelidade. O operador escolhe a duração (padrão 30 s) e a taxa de amostragem (padrão 50 Hz) da captura; o firmware amostra os dois eixos nessa taxa, sem os filtros de estabilização usados na leitura contínua, armazenando as amostras em um buffer dedicado (até 6000 amostras por eixo, aproximadamente 24 kB de memória RAM estática para os dois buffers).</w:t>
+        <w:t xml:space="preserve">Destinado à caracterização de oscilações de curta duração e maior frequência (por exemplo, o comportamento dinâmico do mastro sob rajadas de vento), que a leitura contínua — mais lenta e filtrada para estabilidade — não consegue capturar com fidelidade. O operador escolhe a duração (padrão 30 s) e a taxa de amostragem (padrão 50 Hz, máximo de 500 Hz) da captura; o firmware amostra os dois eixos nessa taxa, sem os filtros de estabilização usados na leitura contínua, armazenando as amostras em um buffer dedicado (até 6000 amostras por eixo, aproximadamente 24 kB de memória RAM estática para os dois buffers). Como o buffer é o limite, a duração efetiva encurta à medida que a taxa aumenta — a 500 Hz, a captura é truncada em aproximadamente 12 s, o que o aplicativo informa na própria tela de configuração, antes de iniciar.</w:t>
       </w:r>
     </w:p>
     <w:p>
@@ -10070,6 +10184,51 @@
           <w:szCs w:val="24"/>
         </w:rPr>
         <w:t xml:space="preserve">O pipeline de processamento de sinais, implementado de forma equivalente em Python (limits/vibration_stats.py) e em Kotlin (limits/Fft.kt), aplica remoção de tendência linear, janelamento de Hann (para reduzir vazamento espectral), correção de amplitude para um espectro de um único lado, e detecção do pico dominante por interpolação parabólica (resolução sub-bin), com um limiar de relação sinal-ruído que se adapta ao número de bins do espectro para evitar falsos positivos em sinais compostos apenas por ruído.</w:t>
+      </w:r>
+    </w:p>
+    <w:p>
+      <w:pPr>
+        <w:spacing w:after="200" w:before="0" w:line="360" w:lineRule="auto"/>
+        <w:ind w:firstLine="709"/>
+        <w:jc w:val="both"/>
+      </w:pPr>
+      <w:r>
+        <w:rPr>
+          <w:rFonts w:ascii="Times New Roman" w:cs="Times New Roman" w:eastAsia="Times New Roman" w:hAnsi="Times New Roman"/>
+          <w:sz w:val="24"/>
+          <w:szCs w:val="24"/>
+        </w:rPr>
+        <w:t xml:space="preserve">Dois refinamentos desse pipeline foram introduzidos após validação numérica contra sinais sintéticos de amplitude e frequência conhecidas. O primeiro diz respeito à amplitude reportada: a interpolação parabólica passou a ser feita sobre a magnitude em decibéis, e não sobre a magnitude linear. O lóbulo principal da janela de Hann é aproximadamente gaussiano, e uma gaussiana em escala logarítmica é exatamente uma parábola, de modo que o ajuste em decibéis localiza o vértice com muito mais precisão. A diferença é significativa porque o preenchimento com zeros até a próxima potência de dois altera o espaçamento entre bins, fazendo com que um tom que antes coincidia com o centro de um bin passe a cair entre bins: nessa condição, a magnitude do bin de pico subestima a amplitude real em até 12,5 % (perda de scalloping), e o ajuste parabólico linear ainda apresenta erro de até 5,6 %, contra 2,9 % do ajuste em decibéis.</w:t>
+      </w:r>
+    </w:p>
+    <w:p>
+      <w:pPr>
+        <w:spacing w:after="200" w:before="0" w:line="360" w:lineRule="auto"/>
+        <w:ind w:firstLine="709"/>
+        <w:jc w:val="both"/>
+      </w:pPr>
+      <w:r>
+        <w:rPr>
+          <w:rFonts w:ascii="Times New Roman" w:cs="Times New Roman" w:eastAsia="Times New Roman" w:hAnsi="Times New Roman"/>
+          <w:sz w:val="24"/>
+          <w:szCs w:val="24"/>
+        </w:rPr>
+        <w:t xml:space="preserve">O segundo refinamento diz respeito ao piso de ruído usado no teste de confiança. A mediana era calculada sobre todo o espectro, o que só é legítimo quando o piso de ruído é aproximadamente plano. Na prática ele não é: o filtro passa-baixa interno do sensor (seção 4.3) atenua o ruído acima de sua banda de passagem, e em um espectro que se estende muito além dela a mediana global é puxada para baixo pela região já filtrada, inflando artificialmente a relação sinal-ruído de qualquer ondulação de ruído situada na porção não filtrada. Medido com ruído puro filtrado a 500 Hz de amostragem, o piso global resultava em 49 dB de relação sinal-ruído — muito acima do limiar de 19 dB, ou seja, um falso positivo garantido —, enquanto o piso medido em uma janela local em torno do pico resulta em 10 dB, e o pico é corretamente rejeitado. O efeito se agrava quanto maior a taxa de amostragem, o que tornou a correção condição necessária para a operação em 500 Hz.</w:t>
+      </w:r>
+    </w:p>
+    <w:p>
+      <w:pPr>
+        <w:spacing w:after="200" w:before="0" w:line="360" w:lineRule="auto"/>
+        <w:ind w:firstLine="709"/>
+        <w:jc w:val="both"/>
+      </w:pPr>
+      <w:r>
+        <w:rPr>
+          <w:rFonts w:ascii="Times New Roman" w:cs="Times New Roman" w:eastAsia="Times New Roman" w:hAnsi="Times New Roman"/>
+          <w:sz w:val="24"/>
+          <w:szCs w:val="24"/>
+        </w:rPr>
+        <w:t xml:space="preserve">A transferência das amostras capturadas para o aplicativo recebe tratamento distinto em cada transporte, por uma diferença fundamental entre eles. No Modbus RTU, cada bloco de amostras é obtido por uma transação de requisição e resposta: se a resposta não chega, a leitura falha explicitamente. Já no BLE os dados são enviados por notificação, que não é confirmada pelo receptor — se a fila do rádio do ESP32 estiver cheia, o pacote é descartado sem qualquer indicação. Como as amostras são identificadas por índice, um pacote perdido deixa uma lacuna na série, e reconstruí-la ignorando essa lacuna adiantaria no tempo todas as amostras subsequentes, deslocando o espectro inteiro sem nenhum sinal de erro. Por isso o aplicativo verifica a completude da série recebida contra o total informado pelo firmware e, havendo lacunas, solicita a retransmissão a partir do primeiro índice faltante de cada eixo (característica de retransmissão, seção 5.2). Persistindo a falha após um número limitado de tentativas, o resultado é rejeitado com mensagem explícita — a alternativa, entregar um espectro plausível porém incorreto, é o pior desfecho possível para um instrumento de medição.</w:t>
       </w:r>
     </w:p>
     <w:p>
